--- a/Отчет.docx
+++ b/Отчет.docx
@@ -13,8 +13,6 @@
           <w:szCs w:val="28"/>
         </w:rPr>
       </w:pPr>
-      <w:bookmarkStart w:id="0" w:name="_GoBack"/>
-      <w:bookmarkEnd w:id="0"/>
       <w:r>
         <w:rPr>
           <w:rFonts w:ascii="Times New Roman" w:hAnsi="Times New Roman" w:cs="Times New Roman"/>
@@ -315,7 +313,7 @@
           <w:sz w:val="28"/>
           <w:szCs w:val="28"/>
         </w:rPr>
-        <w:t>3</w:t>
+        <w:t>4</w:t>
       </w:r>
     </w:p>
     <w:p>
@@ -354,9 +352,8 @@
           <w:iCs/>
           <w:sz w:val="28"/>
           <w:szCs w:val="28"/>
-          <w:lang w:val="en-US"/>
-        </w:rPr>
-        <w:t>P</w:t>
+        </w:rPr>
+        <w:t>Прокси-сервер</w:t>
       </w:r>
       <w:r>
         <w:rPr>
@@ -368,55 +365,6 @@
           <w:sz w:val="28"/>
           <w:szCs w:val="28"/>
         </w:rPr>
-        <w:t>2</w:t>
-      </w:r>
-      <w:r>
-        <w:rPr>
-          <w:rFonts w:ascii="Times New Roman" w:hAnsi="Times New Roman" w:cs="Times New Roman"/>
-          <w:b/>
-          <w:bCs/>
-          <w:i/>
-          <w:iCs/>
-          <w:sz w:val="28"/>
-          <w:szCs w:val="28"/>
-          <w:lang w:val="en-US"/>
-        </w:rPr>
-        <w:t>P</w:t>
-      </w:r>
-      <w:r>
-        <w:rPr>
-          <w:rFonts w:ascii="Times New Roman" w:hAnsi="Times New Roman" w:cs="Times New Roman"/>
-          <w:b/>
-          <w:bCs/>
-          <w:i/>
-          <w:iCs/>
-          <w:sz w:val="28"/>
-          <w:szCs w:val="28"/>
-        </w:rPr>
-        <w:t xml:space="preserve"> </w:t>
-      </w:r>
-      <w:r>
-        <w:rPr>
-          <w:rFonts w:ascii="Times New Roman" w:hAnsi="Times New Roman" w:cs="Times New Roman"/>
-          <w:b/>
-          <w:bCs/>
-          <w:i/>
-          <w:iCs/>
-          <w:sz w:val="28"/>
-          <w:szCs w:val="28"/>
-        </w:rPr>
-        <w:t>чат</w:t>
-      </w:r>
-      <w:r>
-        <w:rPr>
-          <w:rFonts w:ascii="Times New Roman" w:hAnsi="Times New Roman" w:cs="Times New Roman"/>
-          <w:b/>
-          <w:bCs/>
-          <w:i/>
-          <w:iCs/>
-          <w:sz w:val="28"/>
-          <w:szCs w:val="28"/>
-        </w:rPr>
         <w:t>»</w:t>
       </w:r>
     </w:p>
@@ -490,6 +438,7 @@
           <w:szCs w:val="28"/>
         </w:rPr>
       </w:pPr>
+      <w:proofErr w:type="gramStart"/>
       <w:r>
         <w:rPr>
           <w:rFonts w:ascii="Times New Roman" w:hAnsi="Times New Roman" w:cs="Times New Roman"/>
@@ -504,7 +453,16 @@
           <w:sz w:val="28"/>
           <w:szCs w:val="28"/>
         </w:rPr>
-        <w:t xml:space="preserve">:                                 </w:t>
+        <w:t xml:space="preserve">:   </w:t>
+      </w:r>
+      <w:proofErr w:type="gramEnd"/>
+      <w:r>
+        <w:rPr>
+          <w:rFonts w:ascii="Times New Roman" w:hAnsi="Times New Roman" w:cs="Times New Roman"/>
+          <w:sz w:val="28"/>
+          <w:szCs w:val="28"/>
+        </w:rPr>
+        <w:t xml:space="preserve">                              </w:t>
       </w:r>
       <w:r>
         <w:rPr>
@@ -546,6 +504,7 @@
           <w:szCs w:val="28"/>
         </w:rPr>
       </w:pPr>
+      <w:proofErr w:type="gramStart"/>
       <w:r>
         <w:rPr>
           <w:rFonts w:ascii="Times New Roman" w:hAnsi="Times New Roman" w:cs="Times New Roman"/>
@@ -570,6 +529,7 @@
         </w:rPr>
         <w:tab/>
       </w:r>
+      <w:proofErr w:type="gramEnd"/>
       <w:r>
         <w:rPr>
           <w:rFonts w:ascii="Times New Roman" w:hAnsi="Times New Roman" w:cs="Times New Roman"/>
@@ -609,23 +569,7 @@
           <w:szCs w:val="28"/>
         </w:rPr>
         <w:tab/>
-        <w:t xml:space="preserve">        </w:t>
-      </w:r>
-      <w:r>
-        <w:rPr>
-          <w:rFonts w:ascii="Times New Roman" w:hAnsi="Times New Roman" w:cs="Times New Roman"/>
-          <w:sz w:val="28"/>
-          <w:szCs w:val="28"/>
-        </w:rPr>
-        <w:t xml:space="preserve">  </w:t>
-      </w:r>
-      <w:r>
-        <w:rPr>
-          <w:rFonts w:ascii="Times New Roman" w:hAnsi="Times New Roman" w:cs="Times New Roman"/>
-          <w:sz w:val="28"/>
-          <w:szCs w:val="28"/>
-        </w:rPr>
-        <w:t>Болтак С.В.</w:t>
+        <w:t xml:space="preserve">          Болтак С.В.</w:t>
       </w:r>
       <w:r>
         <w:rPr>
@@ -756,7 +700,7 @@
     </w:p>
     <w:p>
       <w:pPr>
-        <w:pStyle w:val="a3"/>
+        <w:pStyle w:val="a4"/>
         <w:ind w:left="0" w:firstLine="0"/>
         <w:rPr>
           <w:b/>
@@ -1033,7 +977,29 @@
           <w:szCs w:val="28"/>
           <w:lang w:eastAsia="ru-RU"/>
         </w:rPr>
-        <w:t>Прокси-сервер -&gt; сервер назначения (live.legendy.by): GET /legendyfm HTTP/1.1</w:t>
+        <w:t>Прокси-сервер -&gt; сервер назначения (live.legendy.by): GET /</w:t>
+      </w:r>
+      <w:proofErr w:type="spellStart"/>
+      <w:r>
+        <w:rPr>
+          <w:rFonts w:ascii="Times New Roman" w:eastAsia="Times New Roman" w:hAnsi="Times New Roman" w:cs="Times New Roman"/>
+          <w:color w:val="1E1D1C"/>
+          <w:sz w:val="28"/>
+          <w:szCs w:val="28"/>
+          <w:lang w:eastAsia="ru-RU"/>
+        </w:rPr>
+        <w:t>legendyfm</w:t>
+      </w:r>
+      <w:proofErr w:type="spellEnd"/>
+      <w:r>
+        <w:rPr>
+          <w:rFonts w:ascii="Times New Roman" w:eastAsia="Times New Roman" w:hAnsi="Times New Roman" w:cs="Times New Roman"/>
+          <w:color w:val="1E1D1C"/>
+          <w:sz w:val="28"/>
+          <w:szCs w:val="28"/>
+          <w:lang w:eastAsia="ru-RU"/>
+        </w:rPr>
+        <w:t xml:space="preserve"> HTTP/1.1</w:t>
       </w:r>
     </w:p>
     <w:p>
@@ -1071,7 +1037,7 @@
           <w:color w:val="212121"/>
           <w:sz w:val="28"/>
           <w:szCs w:val="28"/>
-          <w:lang w:val="en-US" w:eastAsia="ru-RU"/>
+          <w:lang w:eastAsia="ru-RU"/>
         </w:rPr>
         <w:t xml:space="preserve"> (</w:t>
       </w:r>
@@ -1140,7 +1106,7 @@
     </w:p>
     <w:p>
       <w:pPr>
-        <w:pStyle w:val="a3"/>
+        <w:pStyle w:val="a4"/>
         <w:ind w:left="0" w:firstLine="0"/>
         <w:rPr>
           <w:b/>
@@ -1157,11 +1123,8 @@
     </w:p>
     <w:p>
       <w:pPr>
-        <w:pStyle w:val="a3"/>
+        <w:pStyle w:val="a4"/>
         <w:ind w:left="0" w:firstLine="708"/>
-        <w:rPr>
-          <w:lang w:val="en-US"/>
-        </w:rPr>
       </w:pPr>
       <w:r>
         <w:rPr>
@@ -1296,7 +1259,7 @@
     </w:p>
     <w:p>
       <w:pPr>
-        <w:pStyle w:val="a3"/>
+        <w:pStyle w:val="a4"/>
         <w:ind w:left="0" w:firstLine="708"/>
         <w:rPr>
           <w:b/>
@@ -1306,7 +1269,7 @@
     </w:p>
     <w:p>
       <w:pPr>
-        <w:pStyle w:val="a3"/>
+        <w:pStyle w:val="a4"/>
         <w:ind w:left="0" w:firstLine="708"/>
         <w:rPr>
           <w:b/>
@@ -1316,7 +1279,7 @@
     </w:p>
     <w:p>
       <w:pPr>
-        <w:pStyle w:val="a3"/>
+        <w:pStyle w:val="a4"/>
         <w:ind w:left="0" w:firstLine="708"/>
         <w:rPr>
           <w:b/>
@@ -1326,7 +1289,7 @@
     </w:p>
     <w:p>
       <w:pPr>
-        <w:pStyle w:val="a3"/>
+        <w:pStyle w:val="a4"/>
         <w:ind w:left="0" w:firstLine="708"/>
         <w:rPr>
           <w:b/>
@@ -1336,7 +1299,7 @@
     </w:p>
     <w:p>
       <w:pPr>
-        <w:pStyle w:val="a3"/>
+        <w:pStyle w:val="a4"/>
         <w:ind w:left="0" w:firstLine="708"/>
         <w:rPr>
           <w:b/>
@@ -1346,7 +1309,7 @@
     </w:p>
     <w:p>
       <w:pPr>
-        <w:pStyle w:val="a3"/>
+        <w:pStyle w:val="a4"/>
         <w:ind w:left="0" w:firstLine="708"/>
         <w:rPr>
           <w:b/>
@@ -1356,7 +1319,7 @@
     </w:p>
     <w:p>
       <w:pPr>
-        <w:pStyle w:val="a3"/>
+        <w:pStyle w:val="a4"/>
         <w:ind w:left="0" w:firstLine="708"/>
         <w:rPr>
           <w:b/>
@@ -1366,7 +1329,7 @@
     </w:p>
     <w:p>
       <w:pPr>
-        <w:pStyle w:val="a3"/>
+        <w:pStyle w:val="a4"/>
         <w:ind w:left="0" w:firstLine="708"/>
         <w:rPr>
           <w:b/>
@@ -1376,7 +1339,7 @@
     </w:p>
     <w:p>
       <w:pPr>
-        <w:pStyle w:val="a3"/>
+        <w:pStyle w:val="a4"/>
         <w:ind w:left="0" w:firstLine="708"/>
         <w:rPr>
           <w:b/>
@@ -1386,7 +1349,7 @@
     </w:p>
     <w:p>
       <w:pPr>
-        <w:pStyle w:val="a3"/>
+        <w:pStyle w:val="a4"/>
         <w:ind w:left="0" w:firstLine="708"/>
         <w:rPr>
           <w:b/>
@@ -1396,7 +1359,7 @@
     </w:p>
     <w:p>
       <w:pPr>
-        <w:pStyle w:val="a3"/>
+        <w:pStyle w:val="a4"/>
         <w:ind w:left="0" w:firstLine="708"/>
         <w:rPr>
           <w:b/>
@@ -1406,7 +1369,7 @@
     </w:p>
     <w:p>
       <w:pPr>
-        <w:pStyle w:val="a3"/>
+        <w:pStyle w:val="a4"/>
         <w:ind w:left="0" w:firstLine="708"/>
         <w:rPr>
           <w:b/>
@@ -1417,6 +1380,7 @@
         <w:rPr>
           <w:b/>
           <w:bCs/>
+          <w:noProof/>
         </w:rPr>
         <w:lastRenderedPageBreak/>
         <w:drawing>
@@ -1466,7 +1430,7 @@
     </w:p>
     <w:p>
       <w:pPr>
-        <w:pStyle w:val="a3"/>
+        <w:pStyle w:val="a4"/>
         <w:jc w:val="center"/>
       </w:pPr>
       <w:r>
@@ -1499,13 +1463,14 @@
     </w:p>
     <w:p>
       <w:pPr>
-        <w:pStyle w:val="a3"/>
+        <w:pStyle w:val="a4"/>
         <w:jc w:val="center"/>
       </w:pPr>
       <w:r>
         <w:rPr>
           <w:b/>
           <w:bCs/>
+          <w:noProof/>
           <w:lang w:val="en-US"/>
         </w:rPr>
         <w:drawing>
@@ -1555,13 +1520,13 @@
     </w:p>
     <w:p>
       <w:pPr>
-        <w:pStyle w:val="a3"/>
-        <w:jc w:val="center"/>
-      </w:pPr>
-    </w:p>
-    <w:p>
-      <w:pPr>
-        <w:pStyle w:val="a3"/>
+        <w:pStyle w:val="a4"/>
+        <w:jc w:val="center"/>
+      </w:pPr>
+    </w:p>
+    <w:p>
+      <w:pPr>
+        <w:pStyle w:val="a4"/>
         <w:jc w:val="center"/>
       </w:pPr>
       <w:r>
@@ -1573,98 +1538,72 @@
     </w:p>
     <w:p>
       <w:pPr>
-        <w:pStyle w:val="a3"/>
-        <w:jc w:val="center"/>
-      </w:pPr>
-    </w:p>
-    <w:p>
-      <w:pPr>
-        <w:pStyle w:val="a3"/>
-        <w:jc w:val="center"/>
-      </w:pPr>
-    </w:p>
-    <w:p>
-      <w:pPr>
-        <w:pStyle w:val="a3"/>
-        <w:jc w:val="center"/>
-        <w:rPr>
-          <w:lang w:val="en-US"/>
-        </w:rPr>
-      </w:pPr>
-    </w:p>
-    <w:p>
-      <w:pPr>
-        <w:pStyle w:val="a3"/>
-        <w:jc w:val="center"/>
-        <w:rPr>
-          <w:lang w:val="en-US"/>
-        </w:rPr>
-      </w:pPr>
-    </w:p>
-    <w:p>
-      <w:pPr>
-        <w:pStyle w:val="a3"/>
-        <w:jc w:val="center"/>
-        <w:rPr>
-          <w:lang w:val="en-US"/>
-        </w:rPr>
-      </w:pPr>
-    </w:p>
-    <w:p>
-      <w:pPr>
-        <w:pStyle w:val="a3"/>
-        <w:jc w:val="center"/>
-        <w:rPr>
-          <w:lang w:val="en-US"/>
-        </w:rPr>
-      </w:pPr>
-    </w:p>
-    <w:p>
-      <w:pPr>
-        <w:pStyle w:val="a3"/>
-        <w:jc w:val="center"/>
-        <w:rPr>
-          <w:lang w:val="en-US"/>
-        </w:rPr>
-      </w:pPr>
-    </w:p>
-    <w:p>
-      <w:pPr>
-        <w:pStyle w:val="a3"/>
-        <w:jc w:val="center"/>
-        <w:rPr>
-          <w:lang w:val="en-US"/>
-        </w:rPr>
-      </w:pPr>
-    </w:p>
-    <w:p>
-      <w:pPr>
-        <w:pStyle w:val="a3"/>
-        <w:jc w:val="center"/>
-        <w:rPr>
-          <w:lang w:val="en-US"/>
-        </w:rPr>
-      </w:pPr>
-    </w:p>
-    <w:p>
-      <w:pPr>
-        <w:pStyle w:val="a3"/>
-        <w:jc w:val="center"/>
-        <w:rPr>
-          <w:lang w:val="en-US"/>
-        </w:rPr>
-      </w:pPr>
-    </w:p>
-    <w:p>
-      <w:pPr>
-        <w:pStyle w:val="a3"/>
-        <w:jc w:val="center"/>
-        <w:rPr>
-          <w:lang w:val="en-US"/>
-        </w:rPr>
-      </w:pPr>
-      <w:r>
-        <w:rPr>
+        <w:pStyle w:val="a4"/>
+        <w:jc w:val="center"/>
+      </w:pPr>
+    </w:p>
+    <w:p>
+      <w:pPr>
+        <w:pStyle w:val="a4"/>
+        <w:jc w:val="center"/>
+      </w:pPr>
+    </w:p>
+    <w:p>
+      <w:pPr>
+        <w:pStyle w:val="a4"/>
+        <w:jc w:val="center"/>
+      </w:pPr>
+    </w:p>
+    <w:p>
+      <w:pPr>
+        <w:pStyle w:val="a4"/>
+        <w:jc w:val="center"/>
+      </w:pPr>
+    </w:p>
+    <w:p>
+      <w:pPr>
+        <w:pStyle w:val="a4"/>
+        <w:jc w:val="center"/>
+      </w:pPr>
+    </w:p>
+    <w:p>
+      <w:pPr>
+        <w:pStyle w:val="a4"/>
+        <w:jc w:val="center"/>
+      </w:pPr>
+    </w:p>
+    <w:p>
+      <w:pPr>
+        <w:pStyle w:val="a4"/>
+        <w:jc w:val="center"/>
+      </w:pPr>
+    </w:p>
+    <w:p>
+      <w:pPr>
+        <w:pStyle w:val="a4"/>
+        <w:jc w:val="center"/>
+      </w:pPr>
+    </w:p>
+    <w:p>
+      <w:pPr>
+        <w:pStyle w:val="a4"/>
+        <w:jc w:val="center"/>
+      </w:pPr>
+    </w:p>
+    <w:p>
+      <w:pPr>
+        <w:pStyle w:val="a4"/>
+        <w:jc w:val="center"/>
+      </w:pPr>
+    </w:p>
+    <w:p>
+      <w:pPr>
+        <w:pStyle w:val="a4"/>
+        <w:jc w:val="center"/>
+      </w:pPr>
+      <w:r>
+        <w:rPr>
+          <w:noProof/>
           <w:lang w:val="en-US"/>
         </w:rPr>
         <w:lastRenderedPageBreak/>
@@ -1715,7 +1654,7 @@
     </w:p>
     <w:p>
       <w:pPr>
-        <w:pStyle w:val="a3"/>
+        <w:pStyle w:val="a4"/>
         <w:jc w:val="center"/>
       </w:pPr>
       <w:r>
@@ -1724,16 +1663,19 @@
     </w:p>
     <w:p>
       <w:pPr>
-        <w:pStyle w:val="a3"/>
-        <w:jc w:val="center"/>
-      </w:pPr>
-    </w:p>
-    <w:p>
-      <w:pPr>
-        <w:pStyle w:val="a3"/>
-        <w:jc w:val="center"/>
-      </w:pPr>
-      <w:r>
+        <w:pStyle w:val="a4"/>
+        <w:jc w:val="center"/>
+      </w:pPr>
+    </w:p>
+    <w:p>
+      <w:pPr>
+        <w:pStyle w:val="a4"/>
+        <w:jc w:val="center"/>
+      </w:pPr>
+      <w:r>
+        <w:rPr>
+          <w:noProof/>
+        </w:rPr>
         <w:drawing>
           <wp:anchor distT="0" distB="0" distL="114300" distR="114300" simplePos="0" relativeHeight="251667456" behindDoc="0" locked="0" layoutInCell="1" allowOverlap="1" wp14:anchorId="1BCCA48C" wp14:editId="034371E4">
             <wp:simplePos x="0" y="0"/>
@@ -1781,7 +1723,7 @@
     </w:p>
     <w:p>
       <w:pPr>
-        <w:pStyle w:val="a3"/>
+        <w:pStyle w:val="a4"/>
         <w:jc w:val="center"/>
       </w:pPr>
       <w:r>
@@ -1802,10 +1744,13 @@
     </w:p>
     <w:p>
       <w:pPr>
-        <w:pStyle w:val="a3"/>
-        <w:jc w:val="center"/>
-      </w:pPr>
-      <w:r>
+        <w:pStyle w:val="a4"/>
+        <w:jc w:val="center"/>
+      </w:pPr>
+      <w:r>
+        <w:rPr>
+          <w:noProof/>
+        </w:rPr>
         <w:drawing>
           <wp:anchor distT="0" distB="0" distL="114300" distR="114300" simplePos="0" relativeHeight="251669504" behindDoc="0" locked="0" layoutInCell="1" allowOverlap="1" wp14:anchorId="491C4D84" wp14:editId="7E176683">
             <wp:simplePos x="0" y="0"/>
@@ -1853,13 +1798,13 @@
     </w:p>
     <w:p>
       <w:pPr>
-        <w:pStyle w:val="a3"/>
-        <w:jc w:val="center"/>
-      </w:pPr>
-    </w:p>
-    <w:p>
-      <w:pPr>
-        <w:pStyle w:val="a3"/>
+        <w:pStyle w:val="a4"/>
+        <w:jc w:val="center"/>
+      </w:pPr>
+    </w:p>
+    <w:p>
+      <w:pPr>
+        <w:pStyle w:val="a4"/>
         <w:jc w:val="center"/>
       </w:pPr>
       <w:r>
@@ -1868,10 +1813,13 @@
     </w:p>
     <w:p>
       <w:pPr>
-        <w:pStyle w:val="a3"/>
-        <w:jc w:val="center"/>
-      </w:pPr>
-      <w:r>
+        <w:pStyle w:val="a4"/>
+        <w:jc w:val="center"/>
+      </w:pPr>
+      <w:r>
+        <w:rPr>
+          <w:noProof/>
+        </w:rPr>
         <w:drawing>
           <wp:anchor distT="0" distB="0" distL="114300" distR="114300" simplePos="0" relativeHeight="251673600" behindDoc="0" locked="0" layoutInCell="1" allowOverlap="1" wp14:anchorId="71EE797E" wp14:editId="143A48E4">
             <wp:simplePos x="0" y="0"/>
@@ -1919,13 +1867,13 @@
     </w:p>
     <w:p>
       <w:pPr>
-        <w:pStyle w:val="a3"/>
-        <w:jc w:val="center"/>
-      </w:pPr>
-    </w:p>
-    <w:p>
-      <w:pPr>
-        <w:pStyle w:val="a3"/>
+        <w:pStyle w:val="a4"/>
+        <w:jc w:val="center"/>
+      </w:pPr>
+    </w:p>
+    <w:p>
+      <w:pPr>
+        <w:pStyle w:val="a4"/>
         <w:jc w:val="center"/>
       </w:pPr>
       <w:r>
@@ -1937,11 +1885,12 @@
     </w:p>
     <w:p>
       <w:pPr>
-        <w:pStyle w:val="a3"/>
+        <w:pStyle w:val="a4"/>
         <w:ind w:left="0" w:firstLine="0"/>
       </w:pPr>
       <w:r>
         <w:rPr>
+          <w:noProof/>
           <w:lang w:val="en-US"/>
         </w:rPr>
         <w:lastRenderedPageBreak/>
@@ -1992,7 +1941,7 @@
     </w:p>
     <w:p>
       <w:pPr>
-        <w:pStyle w:val="a3"/>
+        <w:pStyle w:val="a4"/>
         <w:jc w:val="center"/>
       </w:pPr>
       <w:r>
@@ -2013,7 +1962,7 @@
     </w:p>
     <w:p>
       <w:pPr>
-        <w:pStyle w:val="a3"/>
+        <w:pStyle w:val="a4"/>
         <w:jc w:val="center"/>
         <w:rPr>
           <w:b/>
@@ -2024,6 +1973,7 @@
         <w:rPr>
           <w:b/>
           <w:bCs/>
+          <w:noProof/>
         </w:rPr>
         <w:drawing>
           <wp:anchor distT="0" distB="0" distL="114300" distR="114300" simplePos="0" relativeHeight="251677696" behindDoc="0" locked="0" layoutInCell="1" allowOverlap="1" wp14:anchorId="752C88A4" wp14:editId="7F9BA6BC">
@@ -2072,7 +2022,7 @@
     </w:p>
     <w:p>
       <w:pPr>
-        <w:pStyle w:val="a3"/>
+        <w:pStyle w:val="a4"/>
         <w:jc w:val="center"/>
         <w:rPr>
           <w:b/>
@@ -2082,7 +2032,7 @@
     </w:p>
     <w:p>
       <w:pPr>
-        <w:pStyle w:val="a3"/>
+        <w:pStyle w:val="a4"/>
         <w:jc w:val="center"/>
       </w:pPr>
       <w:r>
@@ -2105,11 +2055,12 @@
     </w:p>
     <w:p>
       <w:pPr>
-        <w:pStyle w:val="a3"/>
-        <w:jc w:val="center"/>
-      </w:pPr>
-      <w:r>
-        <w:rPr>
+        <w:pStyle w:val="a4"/>
+        <w:jc w:val="center"/>
+      </w:pPr>
+      <w:r>
+        <w:rPr>
+          <w:noProof/>
           <w:lang w:val="en-US"/>
         </w:rPr>
         <w:drawing>
@@ -2159,17 +2110,18 @@
     </w:p>
     <w:p>
       <w:pPr>
-        <w:pStyle w:val="a3"/>
-        <w:jc w:val="center"/>
-      </w:pPr>
-    </w:p>
-    <w:p>
-      <w:pPr>
-        <w:pStyle w:val="a3"/>
-        <w:jc w:val="center"/>
-      </w:pPr>
-      <w:r>
-        <w:rPr>
+        <w:pStyle w:val="a4"/>
+        <w:jc w:val="center"/>
+      </w:pPr>
+    </w:p>
+    <w:p>
+      <w:pPr>
+        <w:pStyle w:val="a4"/>
+        <w:jc w:val="center"/>
+      </w:pPr>
+      <w:r>
+        <w:rPr>
+          <w:noProof/>
           <w:lang w:val="en-US"/>
         </w:rPr>
         <w:drawing>
@@ -2234,19 +2186,19 @@
     </w:p>
     <w:p>
       <w:pPr>
-        <w:pStyle w:val="a3"/>
-        <w:jc w:val="center"/>
-      </w:pPr>
-    </w:p>
-    <w:p>
-      <w:pPr>
-        <w:pStyle w:val="a3"/>
-        <w:jc w:val="center"/>
-      </w:pPr>
-    </w:p>
-    <w:p>
-      <w:pPr>
-        <w:pStyle w:val="a3"/>
+        <w:pStyle w:val="a4"/>
+        <w:jc w:val="center"/>
+      </w:pPr>
+    </w:p>
+    <w:p>
+      <w:pPr>
+        <w:pStyle w:val="a4"/>
+        <w:jc w:val="center"/>
+      </w:pPr>
+    </w:p>
+    <w:p>
+      <w:pPr>
+        <w:pStyle w:val="a4"/>
         <w:jc w:val="center"/>
       </w:pPr>
       <w:r>
@@ -2255,10 +2207,13 @@
     </w:p>
     <w:p>
       <w:pPr>
-        <w:pStyle w:val="a3"/>
-        <w:jc w:val="center"/>
-      </w:pPr>
-      <w:r>
+        <w:pStyle w:val="a4"/>
+        <w:jc w:val="center"/>
+      </w:pPr>
+      <w:r>
+        <w:rPr>
+          <w:noProof/>
+        </w:rPr>
         <w:drawing>
           <wp:anchor distT="0" distB="0" distL="114300" distR="114300" simplePos="0" relativeHeight="251683840" behindDoc="0" locked="0" layoutInCell="1" allowOverlap="1" wp14:anchorId="49F60D6D" wp14:editId="336F6264">
             <wp:simplePos x="0" y="0"/>
@@ -2306,7 +2261,7 @@
     </w:p>
     <w:p>
       <w:pPr>
-        <w:pStyle w:val="a3"/>
+        <w:pStyle w:val="a4"/>
         <w:jc w:val="center"/>
       </w:pPr>
       <w:r>
@@ -2315,26 +2270,24 @@
     </w:p>
     <w:p>
       <w:pPr>
-        <w:pStyle w:val="a3"/>
-        <w:jc w:val="center"/>
-      </w:pPr>
-    </w:p>
-    <w:p>
-      <w:pPr>
-        <w:pStyle w:val="a3"/>
-        <w:jc w:val="center"/>
-      </w:pPr>
-    </w:p>
-    <w:p>
-      <w:pPr>
-        <w:pStyle w:val="a3"/>
-        <w:jc w:val="center"/>
-        <w:rPr>
-          <w:lang w:val="en-US"/>
-        </w:rPr>
-      </w:pPr>
-      <w:r>
-        <w:rPr>
+        <w:pStyle w:val="a4"/>
+        <w:jc w:val="center"/>
+      </w:pPr>
+    </w:p>
+    <w:p>
+      <w:pPr>
+        <w:pStyle w:val="a4"/>
+        <w:jc w:val="center"/>
+      </w:pPr>
+    </w:p>
+    <w:p>
+      <w:pPr>
+        <w:pStyle w:val="a4"/>
+        <w:jc w:val="center"/>
+      </w:pPr>
+      <w:r>
+        <w:rPr>
+          <w:noProof/>
           <w:lang w:val="en-US"/>
         </w:rPr>
         <w:lastRenderedPageBreak/>
@@ -2385,10 +2338,13 @@
     </w:p>
     <w:p>
       <w:pPr>
-        <w:pStyle w:val="a3"/>
-        <w:jc w:val="center"/>
-      </w:pPr>
-      <w:r>
+        <w:pStyle w:val="a4"/>
+        <w:jc w:val="center"/>
+      </w:pPr>
+      <w:r>
+        <w:rPr>
+          <w:noProof/>
+        </w:rPr>
         <w:drawing>
           <wp:anchor distT="0" distB="0" distL="114300" distR="114300" simplePos="0" relativeHeight="251687936" behindDoc="0" locked="0" layoutInCell="1" allowOverlap="1" wp14:anchorId="15E93BEC" wp14:editId="1A7A4B6D">
             <wp:simplePos x="0" y="0"/>
@@ -2450,19 +2406,19 @@
     </w:p>
     <w:p>
       <w:pPr>
-        <w:pStyle w:val="a3"/>
-        <w:jc w:val="center"/>
-      </w:pPr>
-    </w:p>
-    <w:p>
-      <w:pPr>
-        <w:pStyle w:val="a3"/>
-        <w:jc w:val="center"/>
-      </w:pPr>
-    </w:p>
-    <w:p>
-      <w:pPr>
-        <w:pStyle w:val="a3"/>
+        <w:pStyle w:val="a4"/>
+        <w:jc w:val="center"/>
+      </w:pPr>
+    </w:p>
+    <w:p>
+      <w:pPr>
+        <w:pStyle w:val="a4"/>
+        <w:jc w:val="center"/>
+      </w:pPr>
+    </w:p>
+    <w:p>
+      <w:pPr>
+        <w:pStyle w:val="a4"/>
         <w:jc w:val="center"/>
       </w:pPr>
       <w:r>
@@ -2482,16 +2438,19 @@
     </w:p>
     <w:p>
       <w:pPr>
-        <w:pStyle w:val="a3"/>
-        <w:jc w:val="center"/>
-      </w:pPr>
-    </w:p>
-    <w:p>
-      <w:pPr>
-        <w:pStyle w:val="a3"/>
-        <w:jc w:val="center"/>
-      </w:pPr>
-      <w:r>
+        <w:pStyle w:val="a4"/>
+        <w:jc w:val="center"/>
+      </w:pPr>
+    </w:p>
+    <w:p>
+      <w:pPr>
+        <w:pStyle w:val="a4"/>
+        <w:jc w:val="center"/>
+      </w:pPr>
+      <w:r>
+        <w:rPr>
+          <w:noProof/>
+        </w:rPr>
         <w:drawing>
           <wp:anchor distT="0" distB="0" distL="114300" distR="114300" simplePos="0" relativeHeight="251689984" behindDoc="0" locked="0" layoutInCell="1" allowOverlap="1" wp14:anchorId="2D26542B" wp14:editId="3A55F084">
             <wp:simplePos x="0" y="0"/>
@@ -2539,7 +2498,7 @@
     </w:p>
     <w:p>
       <w:pPr>
-        <w:pStyle w:val="a3"/>
+        <w:pStyle w:val="a4"/>
         <w:jc w:val="center"/>
       </w:pPr>
       <w:r>
@@ -2559,10 +2518,13 @@
     </w:p>
     <w:p>
       <w:pPr>
-        <w:pStyle w:val="a3"/>
-        <w:jc w:val="center"/>
-      </w:pPr>
-      <w:r>
+        <w:pStyle w:val="a4"/>
+        <w:jc w:val="center"/>
+      </w:pPr>
+      <w:r>
+        <w:rPr>
+          <w:noProof/>
+        </w:rPr>
         <w:drawing>
           <wp:anchor distT="0" distB="0" distL="114300" distR="114300" simplePos="0" relativeHeight="251692032" behindDoc="0" locked="0" layoutInCell="1" allowOverlap="1" wp14:anchorId="54EAD7A5" wp14:editId="6780AC4F">
             <wp:simplePos x="0" y="0"/>
@@ -2610,23 +2572,17 @@
     </w:p>
     <w:p>
       <w:pPr>
-        <w:pStyle w:val="a3"/>
-        <w:jc w:val="center"/>
-      </w:pPr>
-    </w:p>
-    <w:p>
-      <w:pPr>
-        <w:pStyle w:val="a3"/>
-        <w:jc w:val="center"/>
-        <w:rPr>
-          <w:lang w:val="en-US"/>
-        </w:rPr>
-      </w:pPr>
-      <w:r>
-        <w:t xml:space="preserve">Рисунок 16 - </w:t>
-      </w:r>
-      <w:r>
-        <w:t>Отображение заблокированного ресурса</w:t>
+        <w:pStyle w:val="a4"/>
+        <w:jc w:val="center"/>
+      </w:pPr>
+    </w:p>
+    <w:p>
+      <w:pPr>
+        <w:pStyle w:val="a4"/>
+        <w:jc w:val="center"/>
+      </w:pPr>
+      <w:r>
+        <w:t>Рисунок 16 - Отображение заблокированного ресурса</w:t>
       </w:r>
       <w:r>
         <w:t xml:space="preserve"> </w:t>
@@ -2642,14 +2598,12 @@
     </w:p>
     <w:p>
       <w:pPr>
-        <w:pStyle w:val="a3"/>
-        <w:jc w:val="center"/>
-        <w:rPr>
-          <w:lang w:val="en-US"/>
-        </w:rPr>
-      </w:pPr>
-      <w:r>
-        <w:rPr>
+        <w:pStyle w:val="a4"/>
+        <w:jc w:val="center"/>
+      </w:pPr>
+      <w:r>
+        <w:rPr>
+          <w:noProof/>
           <w:lang w:val="en-US"/>
         </w:rPr>
         <w:drawing>
@@ -2699,17 +2653,17 @@
     </w:p>
     <w:p>
       <w:pPr>
-        <w:pStyle w:val="a3"/>
+        <w:pStyle w:val="a4"/>
+        <w:jc w:val="center"/>
+      </w:pPr>
+    </w:p>
+    <w:p>
+      <w:pPr>
+        <w:pStyle w:val="a4"/>
         <w:jc w:val="center"/>
         <w:rPr>
           <w:lang w:val="en-US"/>
         </w:rPr>
-      </w:pPr>
-    </w:p>
-    <w:p>
-      <w:pPr>
-        <w:pStyle w:val="a3"/>
-        <w:jc w:val="center"/>
       </w:pPr>
       <w:r>
         <w:t xml:space="preserve">Рисунок 17 – Интерфейс приложения после двойного запроса сначала к </w:t>
@@ -2736,6 +2690,469 @@
       <w:r>
         <w:t xml:space="preserve"> (в 1 раз запрашивалась иконка поэтому сообщения 3)</w:t>
       </w:r>
+    </w:p>
+    <w:p>
+      <w:pPr>
+        <w:pStyle w:val="a4"/>
+        <w:jc w:val="center"/>
+        <w:rPr>
+          <w:lang w:val="en-US"/>
+        </w:rPr>
+      </w:pPr>
+    </w:p>
+    <w:p>
+      <w:pPr>
+        <w:pStyle w:val="a4"/>
+        <w:jc w:val="center"/>
+        <w:rPr>
+          <w:lang w:val="en-US"/>
+        </w:rPr>
+      </w:pPr>
+    </w:p>
+    <w:p>
+      <w:pPr>
+        <w:pStyle w:val="a4"/>
+        <w:jc w:val="center"/>
+        <w:rPr>
+          <w:lang w:val="en-US"/>
+        </w:rPr>
+      </w:pPr>
+      <w:r>
+        <w:rPr>
+          <w:lang w:val="en-US"/>
+        </w:rPr>
+        <w:lastRenderedPageBreak/>
+        <w:drawing>
+          <wp:anchor distT="0" distB="0" distL="114300" distR="114300" simplePos="0" relativeHeight="251696128" behindDoc="0" locked="0" layoutInCell="1" allowOverlap="1" wp14:anchorId="50FA525E" wp14:editId="3AF74845">
+            <wp:simplePos x="0" y="0"/>
+            <wp:positionH relativeFrom="column">
+              <wp:posOffset>76200</wp:posOffset>
+            </wp:positionH>
+            <wp:positionV relativeFrom="paragraph">
+              <wp:posOffset>0</wp:posOffset>
+            </wp:positionV>
+            <wp:extent cx="5939790" cy="251460"/>
+            <wp:effectExtent l="0" t="0" r="3810" b="0"/>
+            <wp:wrapTopAndBottom/>
+            <wp:docPr id="3" name="Рисунок 3"/>
+            <wp:cNvGraphicFramePr>
+              <a:graphicFrameLocks xmlns:a="http://schemas.openxmlformats.org/drawingml/2006/main" noChangeAspect="1"/>
+            </wp:cNvGraphicFramePr>
+            <a:graphic xmlns:a="http://schemas.openxmlformats.org/drawingml/2006/main">
+              <a:graphicData uri="http://schemas.openxmlformats.org/drawingml/2006/picture">
+                <pic:pic xmlns:pic="http://schemas.openxmlformats.org/drawingml/2006/picture">
+                  <pic:nvPicPr>
+                    <pic:cNvPr id="1" name=""/>
+                    <pic:cNvPicPr/>
+                  </pic:nvPicPr>
+                  <pic:blipFill>
+                    <a:blip r:embed="rId33"/>
+                    <a:stretch>
+                      <a:fillRect/>
+                    </a:stretch>
+                  </pic:blipFill>
+                  <pic:spPr>
+                    <a:xfrm>
+                      <a:off x="0" y="0"/>
+                      <a:ext cx="5939790" cy="251460"/>
+                    </a:xfrm>
+                    <a:prstGeom prst="rect">
+                      <a:avLst/>
+                    </a:prstGeom>
+                  </pic:spPr>
+                </pic:pic>
+              </a:graphicData>
+            </a:graphic>
+          </wp:anchor>
+        </w:drawing>
+      </w:r>
+    </w:p>
+    <w:p>
+      <w:pPr>
+        <w:pStyle w:val="a4"/>
+        <w:jc w:val="center"/>
+      </w:pPr>
+      <w:r>
+        <w:t xml:space="preserve">Рисунок 18 – Отправление </w:t>
+      </w:r>
+      <w:r>
+        <w:rPr>
+          <w:lang w:val="en-US"/>
+        </w:rPr>
+        <w:t>http</w:t>
+      </w:r>
+      <w:r>
+        <w:t xml:space="preserve"> </w:t>
+      </w:r>
+      <w:r>
+        <w:t xml:space="preserve">запроса и получение </w:t>
+      </w:r>
+      <w:r>
+        <w:rPr>
+          <w:lang w:val="en-US"/>
+        </w:rPr>
+        <w:t>http</w:t>
+      </w:r>
+      <w:r>
+        <w:t xml:space="preserve"> </w:t>
+      </w:r>
+      <w:r>
+        <w:t>ответа через основную сеть</w:t>
+      </w:r>
+    </w:p>
+    <w:p>
+      <w:pPr>
+        <w:pStyle w:val="a4"/>
+        <w:jc w:val="center"/>
+      </w:pPr>
+      <w:r>
+        <w:drawing>
+          <wp:anchor distT="0" distB="0" distL="114300" distR="114300" simplePos="0" relativeHeight="251698176" behindDoc="0" locked="0" layoutInCell="1" allowOverlap="1" wp14:anchorId="690362FB" wp14:editId="03BC9294">
+            <wp:simplePos x="0" y="0"/>
+            <wp:positionH relativeFrom="column">
+              <wp:posOffset>585470</wp:posOffset>
+            </wp:positionH>
+            <wp:positionV relativeFrom="paragraph">
+              <wp:posOffset>227965</wp:posOffset>
+            </wp:positionV>
+            <wp:extent cx="4678680" cy="2226945"/>
+            <wp:effectExtent l="0" t="0" r="7620" b="1905"/>
+            <wp:wrapTopAndBottom/>
+            <wp:docPr id="4" name="Рисунок 4"/>
+            <wp:cNvGraphicFramePr>
+              <a:graphicFrameLocks xmlns:a="http://schemas.openxmlformats.org/drawingml/2006/main" noChangeAspect="1"/>
+            </wp:cNvGraphicFramePr>
+            <a:graphic xmlns:a="http://schemas.openxmlformats.org/drawingml/2006/main">
+              <a:graphicData uri="http://schemas.openxmlformats.org/drawingml/2006/picture">
+                <pic:pic xmlns:pic="http://schemas.openxmlformats.org/drawingml/2006/picture">
+                  <pic:nvPicPr>
+                    <pic:cNvPr id="1" name=""/>
+                    <pic:cNvPicPr/>
+                  </pic:nvPicPr>
+                  <pic:blipFill rotWithShape="1">
+                    <a:blip r:embed="rId34"/>
+                    <a:srcRect r="45520"/>
+                    <a:stretch/>
+                  </pic:blipFill>
+                  <pic:spPr bwMode="auto">
+                    <a:xfrm>
+                      <a:off x="0" y="0"/>
+                      <a:ext cx="4678680" cy="2226945"/>
+                    </a:xfrm>
+                    <a:prstGeom prst="rect">
+                      <a:avLst/>
+                    </a:prstGeom>
+                    <a:ln>
+                      <a:noFill/>
+                    </a:ln>
+                    <a:extLst>
+                      <a:ext uri="{53640926-AAD7-44D8-BBD7-CCE9431645EC}">
+                        <a14:shadowObscured xmlns:a14="http://schemas.microsoft.com/office/drawing/2010/main"/>
+                      </a:ext>
+                    </a:extLst>
+                  </pic:spPr>
+                </pic:pic>
+              </a:graphicData>
+            </a:graphic>
+            <wp14:sizeRelH relativeFrom="margin">
+              <wp14:pctWidth>0</wp14:pctWidth>
+            </wp14:sizeRelH>
+            <wp14:sizeRelV relativeFrom="margin">
+              <wp14:pctHeight>0</wp14:pctHeight>
+            </wp14:sizeRelV>
+          </wp:anchor>
+        </w:drawing>
+      </w:r>
+    </w:p>
+    <w:p>
+      <w:pPr>
+        <w:pStyle w:val="a4"/>
+        <w:jc w:val="center"/>
+      </w:pPr>
+      <w:r>
+        <w:drawing>
+          <wp:anchor distT="0" distB="0" distL="114300" distR="114300" simplePos="0" relativeHeight="251702272" behindDoc="0" locked="0" layoutInCell="1" allowOverlap="1" wp14:anchorId="2585FD48" wp14:editId="12D694AE">
+            <wp:simplePos x="0" y="0"/>
+            <wp:positionH relativeFrom="column">
+              <wp:posOffset>673735</wp:posOffset>
+            </wp:positionH>
+            <wp:positionV relativeFrom="paragraph">
+              <wp:posOffset>2494915</wp:posOffset>
+            </wp:positionV>
+            <wp:extent cx="4587240" cy="2445385"/>
+            <wp:effectExtent l="0" t="0" r="3810" b="0"/>
+            <wp:wrapTopAndBottom/>
+            <wp:docPr id="20" name="Рисунок 20"/>
+            <wp:cNvGraphicFramePr>
+              <a:graphicFrameLocks xmlns:a="http://schemas.openxmlformats.org/drawingml/2006/main" noChangeAspect="1"/>
+            </wp:cNvGraphicFramePr>
+            <a:graphic xmlns:a="http://schemas.openxmlformats.org/drawingml/2006/main">
+              <a:graphicData uri="http://schemas.openxmlformats.org/drawingml/2006/picture">
+                <pic:pic xmlns:pic="http://schemas.openxmlformats.org/drawingml/2006/picture">
+                  <pic:nvPicPr>
+                    <pic:cNvPr id="1" name=""/>
+                    <pic:cNvPicPr/>
+                  </pic:nvPicPr>
+                  <pic:blipFill rotWithShape="1">
+                    <a:blip r:embed="rId34"/>
+                    <a:srcRect l="63177" t="24283"/>
+                    <a:stretch/>
+                  </pic:blipFill>
+                  <pic:spPr bwMode="auto">
+                    <a:xfrm>
+                      <a:off x="0" y="0"/>
+                      <a:ext cx="4587240" cy="2445385"/>
+                    </a:xfrm>
+                    <a:prstGeom prst="rect">
+                      <a:avLst/>
+                    </a:prstGeom>
+                    <a:ln>
+                      <a:noFill/>
+                    </a:ln>
+                    <a:extLst>
+                      <a:ext uri="{53640926-AAD7-44D8-BBD7-CCE9431645EC}">
+                        <a14:shadowObscured xmlns:a14="http://schemas.microsoft.com/office/drawing/2010/main"/>
+                      </a:ext>
+                    </a:extLst>
+                  </pic:spPr>
+                </pic:pic>
+              </a:graphicData>
+            </a:graphic>
+            <wp14:sizeRelH relativeFrom="margin">
+              <wp14:pctWidth>0</wp14:pctWidth>
+            </wp14:sizeRelH>
+            <wp14:sizeRelV relativeFrom="margin">
+              <wp14:pctHeight>0</wp14:pctHeight>
+            </wp14:sizeRelV>
+          </wp:anchor>
+        </w:drawing>
+      </w:r>
+    </w:p>
+    <w:p>
+      <w:pPr>
+        <w:pStyle w:val="a4"/>
+        <w:ind w:left="0" w:firstLine="0"/>
+      </w:pPr>
+    </w:p>
+    <w:p>
+      <w:pPr>
+        <w:pStyle w:val="a4"/>
+        <w:jc w:val="center"/>
+      </w:pPr>
+      <w:r>
+        <w:t>Рисунок 19</w:t>
+      </w:r>
+      <w:r>
+        <w:t>, 20</w:t>
+      </w:r>
+      <w:r>
+        <w:t xml:space="preserve"> – Структура </w:t>
+      </w:r>
+      <w:r>
+        <w:rPr>
+          <w:lang w:val="en-US"/>
+        </w:rPr>
+        <w:t>http</w:t>
+      </w:r>
+      <w:r>
+        <w:t xml:space="preserve"> </w:t>
+      </w:r>
+      <w:r>
+        <w:t>запроса</w:t>
+      </w:r>
+    </w:p>
+    <w:p>
+      <w:pPr>
+        <w:pStyle w:val="a4"/>
+        <w:ind w:left="0" w:firstLine="0"/>
+      </w:pPr>
+    </w:p>
+    <w:p>
+      <w:pPr>
+        <w:pStyle w:val="a4"/>
+        <w:ind w:left="0" w:firstLine="0"/>
+      </w:pPr>
+    </w:p>
+    <w:p>
+      <w:pPr>
+        <w:pStyle w:val="a4"/>
+        <w:ind w:left="0" w:firstLine="0"/>
+      </w:pPr>
+    </w:p>
+    <w:p>
+      <w:pPr>
+        <w:pStyle w:val="a4"/>
+        <w:ind w:left="0" w:firstLine="0"/>
+      </w:pPr>
+    </w:p>
+    <w:p>
+      <w:pPr>
+        <w:pStyle w:val="a4"/>
+        <w:ind w:left="0" w:firstLine="0"/>
+      </w:pPr>
+    </w:p>
+    <w:p>
+      <w:pPr>
+        <w:pStyle w:val="a4"/>
+        <w:ind w:left="0" w:firstLine="0"/>
+      </w:pPr>
+    </w:p>
+    <w:p>
+      <w:pPr>
+        <w:pStyle w:val="a4"/>
+        <w:ind w:left="0" w:firstLine="0"/>
+      </w:pPr>
+      <w:r>
+        <w:lastRenderedPageBreak/>
+        <w:drawing>
+          <wp:anchor distT="0" distB="0" distL="114300" distR="114300" simplePos="0" relativeHeight="251704320" behindDoc="0" locked="0" layoutInCell="1" allowOverlap="1" wp14:anchorId="336F9285" wp14:editId="262F2664">
+            <wp:simplePos x="0" y="0"/>
+            <wp:positionH relativeFrom="column">
+              <wp:posOffset>101600</wp:posOffset>
+            </wp:positionH>
+            <wp:positionV relativeFrom="paragraph">
+              <wp:posOffset>2592070</wp:posOffset>
+            </wp:positionV>
+            <wp:extent cx="5585460" cy="3086100"/>
+            <wp:effectExtent l="0" t="0" r="0" b="0"/>
+            <wp:wrapTopAndBottom/>
+            <wp:docPr id="21" name="Рисунок 21"/>
+            <wp:cNvGraphicFramePr>
+              <a:graphicFrameLocks xmlns:a="http://schemas.openxmlformats.org/drawingml/2006/main" noChangeAspect="1"/>
+            </wp:cNvGraphicFramePr>
+            <a:graphic xmlns:a="http://schemas.openxmlformats.org/drawingml/2006/main">
+              <a:graphicData uri="http://schemas.openxmlformats.org/drawingml/2006/picture">
+                <pic:pic xmlns:pic="http://schemas.openxmlformats.org/drawingml/2006/picture">
+                  <pic:nvPicPr>
+                    <pic:cNvPr id="1" name=""/>
+                    <pic:cNvPicPr/>
+                  </pic:nvPicPr>
+                  <pic:blipFill rotWithShape="1">
+                    <a:blip r:embed="rId35"/>
+                    <a:srcRect l="56644" t="20860" r="11444"/>
+                    <a:stretch/>
+                  </pic:blipFill>
+                  <pic:spPr bwMode="auto">
+                    <a:xfrm>
+                      <a:off x="0" y="0"/>
+                      <a:ext cx="5585460" cy="3086100"/>
+                    </a:xfrm>
+                    <a:prstGeom prst="rect">
+                      <a:avLst/>
+                    </a:prstGeom>
+                    <a:ln>
+                      <a:noFill/>
+                    </a:ln>
+                    <a:extLst>
+                      <a:ext uri="{53640926-AAD7-44D8-BBD7-CCE9431645EC}">
+                        <a14:shadowObscured xmlns:a14="http://schemas.microsoft.com/office/drawing/2010/main"/>
+                      </a:ext>
+                    </a:extLst>
+                  </pic:spPr>
+                </pic:pic>
+              </a:graphicData>
+            </a:graphic>
+            <wp14:sizeRelH relativeFrom="margin">
+              <wp14:pctWidth>0</wp14:pctWidth>
+            </wp14:sizeRelH>
+            <wp14:sizeRelV relativeFrom="margin">
+              <wp14:pctHeight>0</wp14:pctHeight>
+            </wp14:sizeRelV>
+          </wp:anchor>
+        </w:drawing>
+      </w:r>
+      <w:r>
+        <w:drawing>
+          <wp:anchor distT="0" distB="0" distL="114300" distR="114300" simplePos="0" relativeHeight="251700224" behindDoc="0" locked="0" layoutInCell="1" allowOverlap="1" wp14:anchorId="46AAB34A" wp14:editId="56808C8A">
+            <wp:simplePos x="0" y="0"/>
+            <wp:positionH relativeFrom="column">
+              <wp:posOffset>101540</wp:posOffset>
+            </wp:positionH>
+            <wp:positionV relativeFrom="paragraph">
+              <wp:posOffset>192</wp:posOffset>
+            </wp:positionV>
+            <wp:extent cx="5585460" cy="2596515"/>
+            <wp:effectExtent l="0" t="0" r="0" b="0"/>
+            <wp:wrapTopAndBottom/>
+            <wp:docPr id="8" name="Рисунок 8"/>
+            <wp:cNvGraphicFramePr>
+              <a:graphicFrameLocks xmlns:a="http://schemas.openxmlformats.org/drawingml/2006/main" noChangeAspect="1"/>
+            </wp:cNvGraphicFramePr>
+            <a:graphic xmlns:a="http://schemas.openxmlformats.org/drawingml/2006/main">
+              <a:graphicData uri="http://schemas.openxmlformats.org/drawingml/2006/picture">
+                <pic:pic xmlns:pic="http://schemas.openxmlformats.org/drawingml/2006/picture">
+                  <pic:nvPicPr>
+                    <pic:cNvPr id="1" name=""/>
+                    <pic:cNvPicPr/>
+                  </pic:nvPicPr>
+                  <pic:blipFill rotWithShape="1">
+                    <a:blip r:embed="rId35"/>
+                    <a:srcRect r="52074"/>
+                    <a:stretch/>
+                  </pic:blipFill>
+                  <pic:spPr bwMode="auto">
+                    <a:xfrm>
+                      <a:off x="0" y="0"/>
+                      <a:ext cx="5585460" cy="2596515"/>
+                    </a:xfrm>
+                    <a:prstGeom prst="rect">
+                      <a:avLst/>
+                    </a:prstGeom>
+                    <a:ln>
+                      <a:noFill/>
+                    </a:ln>
+                    <a:extLst>
+                      <a:ext uri="{53640926-AAD7-44D8-BBD7-CCE9431645EC}">
+                        <a14:shadowObscured xmlns:a14="http://schemas.microsoft.com/office/drawing/2010/main"/>
+                      </a:ext>
+                    </a:extLst>
+                  </pic:spPr>
+                </pic:pic>
+              </a:graphicData>
+            </a:graphic>
+            <wp14:sizeRelH relativeFrom="margin">
+              <wp14:pctWidth>0</wp14:pctWidth>
+            </wp14:sizeRelH>
+            <wp14:sizeRelV relativeFrom="margin">
+              <wp14:pctHeight>0</wp14:pctHeight>
+            </wp14:sizeRelV>
+          </wp:anchor>
+        </w:drawing>
+      </w:r>
+    </w:p>
+    <w:p>
+      <w:pPr>
+        <w:pStyle w:val="a4"/>
+        <w:ind w:left="0" w:firstLine="0"/>
+        <w:jc w:val="center"/>
+      </w:pPr>
+      <w:r>
+        <w:t>Рисунок 2</w:t>
+      </w:r>
+      <w:r>
+        <w:t>1, 22</w:t>
+      </w:r>
+      <w:r>
+        <w:t xml:space="preserve"> – Структура </w:t>
+      </w:r>
+      <w:r>
+        <w:rPr>
+          <w:lang w:val="en-US"/>
+        </w:rPr>
+        <w:t>http</w:t>
+      </w:r>
+      <w:r>
+        <w:t xml:space="preserve"> </w:t>
+      </w:r>
+      <w:r>
+        <w:t>ответа</w:t>
+      </w:r>
+    </w:p>
+    <w:p>
+      <w:pPr>
+        <w:pStyle w:val="a4"/>
+        <w:jc w:val="center"/>
+      </w:pPr>
     </w:p>
     <w:sectPr>
       <w:pgSz w:w="11906" w:h="16838" w:code="9"/>
@@ -2911,6 +3328,7 @@
     <w:lvl w:ilvl="1" w:tplc="04190019" w:tentative="1">
       <w:start w:val="1"/>
       <w:numFmt w:val="lowerLetter"/>
+      <w:pStyle w:val="a"/>
       <w:lvlText w:val="%2."/>
       <w:lvlJc w:val="left"/>
       <w:pPr>
@@ -3687,7 +4105,7 @@
     <w:lsdException w:name="Unresolved Mention" w:semiHidden="1" w:unhideWhenUsed="1"/>
     <w:lsdException w:name="Smart Link" w:semiHidden="1" w:unhideWhenUsed="1"/>
   </w:latentStyles>
-  <w:style w:type="paragraph" w:default="1" w:styleId="a">
+  <w:style w:type="paragraph" w:default="1" w:styleId="a0">
     <w:name w:val="Normal"/>
     <w:qFormat/>
     <w:rsid w:val="00556B96"/>
@@ -3698,8 +4116,8 @@
   </w:style>
   <w:style w:type="paragraph" w:styleId="1">
     <w:name w:val="heading 1"/>
-    <w:basedOn w:val="a"/>
-    <w:next w:val="a"/>
+    <w:basedOn w:val="a0"/>
+    <w:next w:val="a0"/>
     <w:link w:val="10"/>
     <w:uiPriority w:val="9"/>
     <w:qFormat/>
@@ -3718,8 +4136,8 @@
   </w:style>
   <w:style w:type="paragraph" w:styleId="2">
     <w:name w:val="heading 2"/>
-    <w:basedOn w:val="a"/>
-    <w:next w:val="a"/>
+    <w:basedOn w:val="a0"/>
+    <w:next w:val="a0"/>
     <w:link w:val="20"/>
     <w:uiPriority w:val="9"/>
     <w:semiHidden/>
@@ -3740,8 +4158,8 @@
   </w:style>
   <w:style w:type="paragraph" w:styleId="3">
     <w:name w:val="heading 3"/>
-    <w:basedOn w:val="a"/>
-    <w:next w:val="a"/>
+    <w:basedOn w:val="a0"/>
+    <w:next w:val="a0"/>
     <w:link w:val="30"/>
     <w:uiPriority w:val="9"/>
     <w:semiHidden/>
@@ -3762,8 +4180,8 @@
   </w:style>
   <w:style w:type="paragraph" w:styleId="4">
     <w:name w:val="heading 4"/>
-    <w:basedOn w:val="a"/>
-    <w:next w:val="a"/>
+    <w:basedOn w:val="a0"/>
+    <w:next w:val="a0"/>
     <w:link w:val="40"/>
     <w:uiPriority w:val="9"/>
     <w:semiHidden/>
@@ -3785,8 +4203,8 @@
   </w:style>
   <w:style w:type="paragraph" w:styleId="5">
     <w:name w:val="heading 5"/>
-    <w:basedOn w:val="a"/>
-    <w:next w:val="a"/>
+    <w:basedOn w:val="a0"/>
+    <w:next w:val="a0"/>
     <w:link w:val="50"/>
     <w:uiPriority w:val="9"/>
     <w:semiHidden/>
@@ -3806,8 +4224,8 @@
   </w:style>
   <w:style w:type="paragraph" w:styleId="6">
     <w:name w:val="heading 6"/>
-    <w:basedOn w:val="a"/>
-    <w:next w:val="a"/>
+    <w:basedOn w:val="a0"/>
+    <w:next w:val="a0"/>
     <w:link w:val="60"/>
     <w:uiPriority w:val="9"/>
     <w:semiHidden/>
@@ -3829,8 +4247,8 @@
   </w:style>
   <w:style w:type="paragraph" w:styleId="7">
     <w:name w:val="heading 7"/>
-    <w:basedOn w:val="a"/>
-    <w:next w:val="a"/>
+    <w:basedOn w:val="a0"/>
+    <w:next w:val="a0"/>
     <w:link w:val="70"/>
     <w:uiPriority w:val="9"/>
     <w:semiHidden/>
@@ -3850,8 +4268,8 @@
   </w:style>
   <w:style w:type="paragraph" w:styleId="8">
     <w:name w:val="heading 8"/>
-    <w:basedOn w:val="a"/>
-    <w:next w:val="a"/>
+    <w:basedOn w:val="a0"/>
+    <w:next w:val="a0"/>
     <w:link w:val="80"/>
     <w:uiPriority w:val="9"/>
     <w:semiHidden/>
@@ -3872,8 +4290,8 @@
   </w:style>
   <w:style w:type="paragraph" w:styleId="9">
     <w:name w:val="heading 9"/>
-    <w:basedOn w:val="a"/>
-    <w:next w:val="a"/>
+    <w:basedOn w:val="a0"/>
+    <w:next w:val="a0"/>
     <w:link w:val="90"/>
     <w:uiPriority w:val="9"/>
     <w:semiHidden/>
@@ -3890,13 +4308,13 @@
       <w:color w:val="272727" w:themeColor="text1" w:themeTint="D8"/>
     </w:rPr>
   </w:style>
-  <w:style w:type="character" w:default="1" w:styleId="a0">
+  <w:style w:type="character" w:default="1" w:styleId="a1">
     <w:name w:val="Default Paragraph Font"/>
     <w:uiPriority w:val="1"/>
     <w:semiHidden/>
     <w:unhideWhenUsed/>
   </w:style>
-  <w:style w:type="table" w:default="1" w:styleId="a1">
+  <w:style w:type="table" w:default="1" w:styleId="a2">
     <w:name w:val="Normal Table"/>
     <w:uiPriority w:val="99"/>
     <w:semiHidden/>
@@ -3911,7 +4329,7 @@
       </w:tblCellMar>
     </w:tblPr>
   </w:style>
-  <w:style w:type="numbering" w:default="1" w:styleId="a2">
+  <w:style w:type="numbering" w:default="1" w:styleId="a3">
     <w:name w:val="No List"/>
     <w:uiPriority w:val="99"/>
     <w:semiHidden/>
@@ -3919,7 +4337,7 @@
   </w:style>
   <w:style w:type="character" w:customStyle="1" w:styleId="10">
     <w:name w:val="Заголовок 1 Знак"/>
-    <w:basedOn w:val="a0"/>
+    <w:basedOn w:val="a1"/>
     <w:link w:val="1"/>
     <w:uiPriority w:val="9"/>
     <w:rsid w:val="009C1FE4"/>
@@ -3932,7 +4350,7 @@
   </w:style>
   <w:style w:type="character" w:customStyle="1" w:styleId="20">
     <w:name w:val="Заголовок 2 Знак"/>
-    <w:basedOn w:val="a0"/>
+    <w:basedOn w:val="a1"/>
     <w:link w:val="2"/>
     <w:uiPriority w:val="9"/>
     <w:semiHidden/>
@@ -3944,7 +4362,7 @@
       <w:szCs w:val="32"/>
     </w:rPr>
   </w:style>
-  <w:style w:type="paragraph" w:styleId="a3">
+  <w:style w:type="paragraph" w:styleId="a4">
     <w:name w:val="No Spacing"/>
     <w:uiPriority w:val="1"/>
     <w:qFormat/>
@@ -3961,7 +4379,7 @@
   </w:style>
   <w:style w:type="character" w:customStyle="1" w:styleId="30">
     <w:name w:val="Заголовок 3 Знак"/>
-    <w:basedOn w:val="a0"/>
+    <w:basedOn w:val="a1"/>
     <w:link w:val="3"/>
     <w:uiPriority w:val="9"/>
     <w:semiHidden/>
@@ -3975,7 +4393,7 @@
   </w:style>
   <w:style w:type="character" w:customStyle="1" w:styleId="40">
     <w:name w:val="Заголовок 4 Знак"/>
-    <w:basedOn w:val="a0"/>
+    <w:basedOn w:val="a1"/>
     <w:link w:val="4"/>
     <w:uiPriority w:val="9"/>
     <w:semiHidden/>
@@ -3990,7 +4408,7 @@
   </w:style>
   <w:style w:type="character" w:customStyle="1" w:styleId="50">
     <w:name w:val="Заголовок 5 Знак"/>
-    <w:basedOn w:val="a0"/>
+    <w:basedOn w:val="a1"/>
     <w:link w:val="5"/>
     <w:uiPriority w:val="9"/>
     <w:semiHidden/>
@@ -4003,7 +4421,7 @@
   </w:style>
   <w:style w:type="character" w:customStyle="1" w:styleId="60">
     <w:name w:val="Заголовок 6 Знак"/>
-    <w:basedOn w:val="a0"/>
+    <w:basedOn w:val="a1"/>
     <w:link w:val="6"/>
     <w:uiPriority w:val="9"/>
     <w:semiHidden/>
@@ -4018,7 +4436,7 @@
   </w:style>
   <w:style w:type="character" w:customStyle="1" w:styleId="70">
     <w:name w:val="Заголовок 7 Знак"/>
-    <w:basedOn w:val="a0"/>
+    <w:basedOn w:val="a1"/>
     <w:link w:val="7"/>
     <w:uiPriority w:val="9"/>
     <w:semiHidden/>
@@ -4031,7 +4449,7 @@
   </w:style>
   <w:style w:type="character" w:customStyle="1" w:styleId="80">
     <w:name w:val="Заголовок 8 Знак"/>
-    <w:basedOn w:val="a0"/>
+    <w:basedOn w:val="a1"/>
     <w:link w:val="8"/>
     <w:uiPriority w:val="9"/>
     <w:semiHidden/>
@@ -4046,7 +4464,7 @@
   </w:style>
   <w:style w:type="character" w:customStyle="1" w:styleId="90">
     <w:name w:val="Заголовок 9 Знак"/>
-    <w:basedOn w:val="a0"/>
+    <w:basedOn w:val="a1"/>
     <w:link w:val="9"/>
     <w:uiPriority w:val="9"/>
     <w:semiHidden/>
@@ -4057,11 +4475,11 @@
       <w:sz w:val="28"/>
     </w:rPr>
   </w:style>
-  <w:style w:type="paragraph" w:styleId="a4">
+  <w:style w:type="paragraph" w:styleId="a5">
     <w:name w:val="Title"/>
-    <w:basedOn w:val="a"/>
-    <w:next w:val="a"/>
-    <w:link w:val="a5"/>
+    <w:basedOn w:val="a0"/>
+    <w:next w:val="a0"/>
+    <w:link w:val="a6"/>
     <w:uiPriority w:val="10"/>
     <w:qFormat/>
     <w:rsid w:val="006B270E"/>
@@ -4077,10 +4495,10 @@
       <w:szCs w:val="56"/>
     </w:rPr>
   </w:style>
-  <w:style w:type="character" w:customStyle="1" w:styleId="a5">
+  <w:style w:type="character" w:customStyle="1" w:styleId="a6">
     <w:name w:val="Заголовок Знак"/>
-    <w:basedOn w:val="a0"/>
-    <w:link w:val="a4"/>
+    <w:basedOn w:val="a1"/>
+    <w:link w:val="a5"/>
     <w:uiPriority w:val="10"/>
     <w:rsid w:val="006B270E"/>
     <w:rPr>
@@ -4091,10 +4509,10 @@
       <w:szCs w:val="56"/>
     </w:rPr>
   </w:style>
-  <w:style w:type="paragraph" w:styleId="a6">
+  <w:style w:type="paragraph" w:styleId="a">
     <w:name w:val="Subtitle"/>
-    <w:basedOn w:val="a"/>
-    <w:next w:val="a"/>
+    <w:basedOn w:val="a0"/>
+    <w:next w:val="a0"/>
     <w:link w:val="a7"/>
     <w:uiPriority w:val="11"/>
     <w:qFormat/>
@@ -4115,8 +4533,8 @@
   </w:style>
   <w:style w:type="character" w:customStyle="1" w:styleId="a7">
     <w:name w:val="Подзаголовок Знак"/>
-    <w:basedOn w:val="a0"/>
-    <w:link w:val="a6"/>
+    <w:basedOn w:val="a1"/>
+    <w:link w:val="a"/>
     <w:uiPriority w:val="11"/>
     <w:rsid w:val="006B270E"/>
     <w:rPr>
@@ -4129,8 +4547,8 @@
   </w:style>
   <w:style w:type="paragraph" w:styleId="21">
     <w:name w:val="Quote"/>
-    <w:basedOn w:val="a"/>
-    <w:next w:val="a"/>
+    <w:basedOn w:val="a0"/>
+    <w:next w:val="a0"/>
     <w:link w:val="22"/>
     <w:uiPriority w:val="29"/>
     <w:qFormat/>
@@ -4147,7 +4565,7 @@
   </w:style>
   <w:style w:type="character" w:customStyle="1" w:styleId="22">
     <w:name w:val="Цитата 2 Знак"/>
-    <w:basedOn w:val="a0"/>
+    <w:basedOn w:val="a1"/>
     <w:link w:val="21"/>
     <w:uiPriority w:val="29"/>
     <w:rsid w:val="006B270E"/>
@@ -4161,7 +4579,7 @@
   </w:style>
   <w:style w:type="paragraph" w:styleId="a8">
     <w:name w:val="List Paragraph"/>
-    <w:basedOn w:val="a"/>
+    <w:basedOn w:val="a0"/>
     <w:uiPriority w:val="34"/>
     <w:qFormat/>
     <w:rsid w:val="006B270E"/>
@@ -4172,7 +4590,7 @@
   </w:style>
   <w:style w:type="character" w:styleId="a9">
     <w:name w:val="Intense Emphasis"/>
-    <w:basedOn w:val="a0"/>
+    <w:basedOn w:val="a1"/>
     <w:uiPriority w:val="21"/>
     <w:qFormat/>
     <w:rsid w:val="006B270E"/>
@@ -4184,8 +4602,8 @@
   </w:style>
   <w:style w:type="paragraph" w:styleId="aa">
     <w:name w:val="Intense Quote"/>
-    <w:basedOn w:val="a"/>
-    <w:next w:val="a"/>
+    <w:basedOn w:val="a0"/>
+    <w:next w:val="a0"/>
     <w:link w:val="ab"/>
     <w:uiPriority w:val="30"/>
     <w:qFormat/>
@@ -4207,7 +4625,7 @@
   </w:style>
   <w:style w:type="character" w:customStyle="1" w:styleId="ab">
     <w:name w:val="Выделенная цитата Знак"/>
-    <w:basedOn w:val="a0"/>
+    <w:basedOn w:val="a1"/>
     <w:link w:val="aa"/>
     <w:uiPriority w:val="30"/>
     <w:rsid w:val="006B270E"/>
@@ -4221,7 +4639,7 @@
   </w:style>
   <w:style w:type="character" w:styleId="ac">
     <w:name w:val="Intense Reference"/>
-    <w:basedOn w:val="a0"/>
+    <w:basedOn w:val="a1"/>
     <w:uiPriority w:val="32"/>
     <w:qFormat/>
     <w:rsid w:val="006B270E"/>
@@ -4235,7 +4653,7 @@
   </w:style>
   <w:style w:type="paragraph" w:customStyle="1" w:styleId="zfr3q">
     <w:name w:val="zfr3q"/>
-    <w:basedOn w:val="a"/>
+    <w:basedOn w:val="a0"/>
     <w:rsid w:val="00FA6377"/>
     <w:pPr>
       <w:spacing w:before="100" w:beforeAutospacing="1" w:after="100" w:afterAutospacing="1" w:line="240" w:lineRule="auto"/>
@@ -4249,17 +4667,17 @@
   </w:style>
   <w:style w:type="character" w:customStyle="1" w:styleId="kb0tx">
     <w:name w:val="kb0tx"/>
-    <w:basedOn w:val="a0"/>
+    <w:basedOn w:val="a1"/>
     <w:rsid w:val="00FA6377"/>
   </w:style>
   <w:style w:type="character" w:customStyle="1" w:styleId="jgg6ef">
     <w:name w:val="jgg6ef"/>
-    <w:basedOn w:val="a0"/>
+    <w:basedOn w:val="a1"/>
     <w:rsid w:val="00FA6377"/>
   </w:style>
   <w:style w:type="character" w:styleId="ad">
     <w:name w:val="Hyperlink"/>
-    <w:basedOn w:val="a0"/>
+    <w:basedOn w:val="a1"/>
     <w:uiPriority w:val="99"/>
     <w:unhideWhenUsed/>
     <w:rsid w:val="0085512A"/>
@@ -4270,7 +4688,7 @@
   </w:style>
   <w:style w:type="character" w:styleId="ae">
     <w:name w:val="Unresolved Mention"/>
-    <w:basedOn w:val="a0"/>
+    <w:basedOn w:val="a1"/>
     <w:uiPriority w:val="99"/>
     <w:semiHidden/>
     <w:unhideWhenUsed/>
@@ -4282,7 +4700,7 @@
   </w:style>
   <w:style w:type="paragraph" w:styleId="af">
     <w:name w:val="header"/>
-    <w:basedOn w:val="a"/>
+    <w:basedOn w:val="a0"/>
     <w:link w:val="af0"/>
     <w:uiPriority w:val="99"/>
     <w:unhideWhenUsed/>
@@ -4297,7 +4715,7 @@
   </w:style>
   <w:style w:type="character" w:customStyle="1" w:styleId="af0">
     <w:name w:val="Верхний колонтитул Знак"/>
-    <w:basedOn w:val="a0"/>
+    <w:basedOn w:val="a1"/>
     <w:link w:val="af"/>
     <w:uiPriority w:val="99"/>
     <w:rsid w:val="00B8338F"/>
@@ -4308,7 +4726,7 @@
   </w:style>
   <w:style w:type="paragraph" w:styleId="af1">
     <w:name w:val="footer"/>
-    <w:basedOn w:val="a"/>
+    <w:basedOn w:val="a0"/>
     <w:link w:val="af2"/>
     <w:uiPriority w:val="99"/>
     <w:unhideWhenUsed/>
@@ -4323,7 +4741,7 @@
   </w:style>
   <w:style w:type="character" w:customStyle="1" w:styleId="af2">
     <w:name w:val="Нижний колонтитул Знак"/>
-    <w:basedOn w:val="a0"/>
+    <w:basedOn w:val="a1"/>
     <w:link w:val="af1"/>
     <w:uiPriority w:val="99"/>
     <w:rsid w:val="00B8338F"/>
